--- a/deliverables/video-3-slides/script/Short-3B-A-Better-Next-Move-Does-Two-Things_v1.1.docx
+++ b/deliverables/video-3-slides/script/Short-3B-A-Better-Next-Move-Does-Two-Things_v1.1.docx
@@ -47,12 +47,12 @@
     </w:p>
     <w:p>
       <w:r>
-        <w:t>Here is why both halves matter. A move that uses nothing you have already developed can impose an unnecessary reset. And a move that repeats the same work at another employer changes the scenery without changing your position.</w:t>
+        <w:t>Here is why both halves matter. A move that uses nothing you have already developed can create an unnecessary reset. And a move that repeats the same work somewhere else may change the setting without changing what your career is building.</w:t>
       </w:r>
     </w:p>
     <w:p>
       <w:r>
-        <w:t>If you are weighing a move right now, the full version is in my video on the three things to check before you quit.</w:t>
+        <w:t>If you are weighing a move right now, the full version is in my video, 3 Things to Do Before Quitting Your Job.</w:t>
       </w:r>
     </w:p>
     <w:sectPr>
